--- a/deliverables/qc_gap_analysis/BLANK_TEMPLATES/DOCX/CoQ_BLANK_TEMPLATE.docx
+++ b/deliverables/qc_gap_analysis/BLANK_TEMPLATES/DOCX/CoQ_BLANK_TEMPLATE.docx
@@ -6562,40 +6562,6 @@
     </w:p>
     <w:p>
       <w:pPr>
-        <w:framePr w:w="607" w:hRule="auto" w:wrap="none" w:vAnchor="page" w:hAnchor="page" w:x="1894" w:y="3005"/>
-        <w:spacing w:before="0" w:after="0" w:line="130" w:lineRule="exact"/>
-        <w:ind w:left="0" w:right="0" w:firstLine="0"/>
-        <w:jc w:val="left"/>
-      </w:pPr>
-      <w:r>
-        <w:rPr>
-          <w:rFonts w:ascii="Montserrat" w:hAnsi="Montserrat" w:cs="Montserrat" w:eastAsia="Montserrat"/>
-          <w:b w:val="0"/>
-          <w:i w:val="0"/>
-          <w:color w:val="000000"/>
-          <w:spacing w:val="6"/>
-          <w:kern w:val="0"/>
-          <w:sz w:val="13"/>
-          <w:szCs w:val="13"/>
-        </w:rPr>
-        <w:t>H</w:t>
-      </w:r>
-      <w:r>
-        <w:rPr>
-          <w:rFonts w:ascii="Montserrat" w:hAnsi="Montserrat" w:cs="Montserrat" w:eastAsia="Montserrat"/>
-          <w:b w:val="0"/>
-          <w:i w:val="0"/>
-          <w:color w:val="000000"/>
-          <w:spacing w:val="5"/>
-          <w:kern w:val="0"/>
-          <w:sz w:val="13"/>
-          <w:szCs w:val="13"/>
-        </w:rPr>
-        <w:t>YBRID</w:t>
-      </w:r>
-    </w:p>
-    <w:p>
-      <w:pPr>
         <w:framePr w:w="607" w:hRule="auto" w:wrap="none" w:vAnchor="page" w:hAnchor="page" w:x="1894" w:y="2990"/>
         <w:spacing w:before="0" w:after="0" w:line="130" w:lineRule="exact"/>
         <w:ind w:left="0" w:right="0" w:firstLine="0"/>
@@ -6630,26 +6596,6 @@
     </w:p>
     <w:p>
       <w:pPr>
-        <w:framePr w:w="195" w:hRule="auto" w:wrap="none" w:vAnchor="page" w:hAnchor="page" w:x="2788" w:y="2999"/>
-        <w:spacing w:before="0" w:after="0" w:line="140" w:lineRule="exact"/>
-        <w:ind w:left="0" w:right="0" w:firstLine="0"/>
-        <w:jc w:val="left"/>
-      </w:pPr>
-      <w:r>
-        <w:rPr>
-          <w:rFonts w:ascii="Montserrat" w:hAnsi="Montserrat" w:cs="Montserrat" w:eastAsia="Montserrat"/>
-          <w:b w:val="0"/>
-          <w:i w:val="0"/>
-          <w:color w:val="FFFFFF"/>
-          <w:kern w:val="0"/>
-          <w:sz w:val="14"/>
-          <w:szCs w:val="14"/>
-        </w:rPr>
-        <w:t>☐</w:t>
-      </w:r>
-    </w:p>
-    <w:p>
-      <w:pPr>
         <w:framePr w:w="195" w:hRule="auto" w:wrap="none" w:vAnchor="page" w:hAnchor="page" w:x="2788" w:y="2984"/>
         <w:spacing w:before="0" w:after="0" w:line="140" w:lineRule="exact"/>
         <w:ind w:left="0" w:right="0" w:firstLine="0"/>
@@ -6670,40 +6616,6 @@
     </w:p>
     <w:p>
       <w:pPr>
-        <w:framePr w:w="484" w:hRule="auto" w:wrap="none" w:vAnchor="page" w:hAnchor="page" w:x="2937" w:y="3006"/>
-        <w:spacing w:before="0" w:after="0" w:line="110" w:lineRule="exact"/>
-        <w:ind w:left="0" w:right="0" w:firstLine="0"/>
-        <w:jc w:val="left"/>
-      </w:pPr>
-      <w:r>
-        <w:rPr>
-          <w:rFonts w:ascii="Montserrat" w:hAnsi="Montserrat" w:cs="Montserrat" w:eastAsia="Montserrat"/>
-          <w:b w:val="0"/>
-          <w:i w:val="0"/>
-          <w:color w:val="FFFFFF"/>
-          <w:spacing w:val="4"/>
-          <w:kern w:val="0"/>
-          <w:sz w:val="11"/>
-          <w:szCs w:val="11"/>
-        </w:rPr>
-        <w:t>I</w:t>
-      </w:r>
-      <w:r>
-        <w:rPr>
-          <w:rFonts w:ascii="Montserrat" w:hAnsi="Montserrat" w:cs="Montserrat" w:eastAsia="Montserrat"/>
-          <w:b w:val="0"/>
-          <w:i w:val="0"/>
-          <w:color w:val="FFFFFF"/>
-          <w:spacing w:val="3"/>
-          <w:kern w:val="0"/>
-          <w:sz w:val="11"/>
-          <w:szCs w:val="11"/>
-        </w:rPr>
-        <w:t>NDICA</w:t>
-      </w:r>
-    </w:p>
-    <w:p>
-      <w:pPr>
         <w:framePr w:w="484" w:hRule="auto" w:wrap="none" w:vAnchor="page" w:hAnchor="page" w:x="2937" w:y="2991"/>
         <w:spacing w:before="0" w:after="0" w:line="110" w:lineRule="exact"/>
         <w:ind w:left="0" w:right="0" w:firstLine="0"/>
@@ -6738,26 +6650,6 @@
     </w:p>
     <w:p>
       <w:pPr>
-        <w:framePr w:w="195" w:hRule="auto" w:wrap="none" w:vAnchor="page" w:hAnchor="page" w:x="3676" w:y="2999"/>
-        <w:spacing w:before="0" w:after="0" w:line="140" w:lineRule="exact"/>
-        <w:ind w:left="0" w:right="0" w:firstLine="0"/>
-        <w:jc w:val="left"/>
-      </w:pPr>
-      <w:r>
-        <w:rPr>
-          <w:rFonts w:ascii="Montserrat" w:hAnsi="Montserrat" w:cs="Montserrat" w:eastAsia="Montserrat"/>
-          <w:b w:val="0"/>
-          <w:i w:val="0"/>
-          <w:color w:val="FFFFFF"/>
-          <w:kern w:val="0"/>
-          <w:sz w:val="14"/>
-          <w:szCs w:val="14"/>
-        </w:rPr>
-        <w:t>☐</w:t>
-      </w:r>
-    </w:p>
-    <w:p>
-      <w:pPr>
         <w:framePr w:w="195" w:hRule="auto" w:wrap="none" w:vAnchor="page" w:hAnchor="page" w:x="3676" w:y="2984"/>
         <w:spacing w:before="0" w:after="0" w:line="140" w:lineRule="exact"/>
         <w:ind w:left="0" w:right="0" w:firstLine="0"/>
@@ -6778,40 +6670,6 @@
     </w:p>
     <w:p>
       <w:pPr>
-        <w:framePr w:w="479" w:hRule="auto" w:wrap="none" w:vAnchor="page" w:hAnchor="page" w:x="3825" w:y="3006"/>
-        <w:spacing w:before="0" w:after="0" w:line="110" w:lineRule="exact"/>
-        <w:ind w:left="0" w:right="0" w:firstLine="0"/>
-        <w:jc w:val="left"/>
-      </w:pPr>
-      <w:r>
-        <w:rPr>
-          <w:rFonts w:ascii="Montserrat" w:hAnsi="Montserrat" w:cs="Montserrat" w:eastAsia="Montserrat"/>
-          <w:b w:val="0"/>
-          <w:i w:val="0"/>
-          <w:color w:val="FFFFFF"/>
-          <w:spacing w:val="5"/>
-          <w:kern w:val="0"/>
-          <w:sz w:val="11"/>
-          <w:szCs w:val="11"/>
-        </w:rPr>
-        <w:t>SA</w:t>
-      </w:r>
-      <w:r>
-        <w:rPr>
-          <w:rFonts w:ascii="Montserrat" w:hAnsi="Montserrat" w:cs="Montserrat" w:eastAsia="Montserrat"/>
-          <w:b w:val="0"/>
-          <w:i w:val="0"/>
-          <w:color w:val="FFFFFF"/>
-          <w:spacing w:val="4"/>
-          <w:kern w:val="0"/>
-          <w:sz w:val="11"/>
-          <w:szCs w:val="11"/>
-        </w:rPr>
-        <w:t>TIVA</w:t>
-      </w:r>
-    </w:p>
-    <w:p>
-      <w:pPr>
         <w:framePr w:w="479" w:hRule="auto" w:wrap="none" w:vAnchor="page" w:hAnchor="page" w:x="3825" w:y="2991"/>
         <w:spacing w:before="0" w:after="0" w:line="110" w:lineRule="exact"/>
         <w:ind w:left="0" w:right="0" w:firstLine="0"/>
@@ -6934,40 +6792,6 @@
     </w:p>
     <w:p>
       <w:pPr>
-        <w:framePr w:w="352" w:hRule="auto" w:wrap="none" w:vAnchor="page" w:hAnchor="page" w:x="7377" w:y="3005"/>
-        <w:spacing w:before="0" w:after="0" w:line="130" w:lineRule="exact"/>
-        <w:ind w:left="0" w:right="0" w:firstLine="0"/>
-        <w:jc w:val="left"/>
-      </w:pPr>
-      <w:r>
-        <w:rPr>
-          <w:rFonts w:ascii="Montserrat" w:hAnsi="Montserrat" w:cs="Montserrat" w:eastAsia="Montserrat"/>
-          <w:b w:val="0"/>
-          <w:i w:val="0"/>
-          <w:color w:val="000000"/>
-          <w:spacing w:val="7"/>
-          <w:kern w:val="0"/>
-          <w:sz w:val="13"/>
-          <w:szCs w:val="13"/>
-        </w:rPr>
-        <w:t>T</w:t>
-      </w:r>
-      <w:r>
-        <w:rPr>
-          <w:rFonts w:ascii="Montserrat" w:hAnsi="Montserrat" w:cs="Montserrat" w:eastAsia="Montserrat"/>
-          <w:b w:val="0"/>
-          <w:i w:val="0"/>
-          <w:color w:val="000000"/>
-          <w:spacing w:val="6"/>
-          <w:kern w:val="0"/>
-          <w:sz w:val="13"/>
-          <w:szCs w:val="13"/>
-        </w:rPr>
-        <w:t>HC</w:t>
-      </w:r>
-    </w:p>
-    <w:p>
-      <w:pPr>
         <w:framePr w:w="352" w:hRule="auto" w:wrap="none" w:vAnchor="page" w:hAnchor="page" w:x="7377" w:y="2990"/>
         <w:spacing w:before="0" w:after="0" w:line="130" w:lineRule="exact"/>
         <w:ind w:left="0" w:right="0" w:firstLine="0"/>
@@ -7002,26 +6826,6 @@
     </w:p>
     <w:p>
       <w:pPr>
-        <w:framePr w:w="195" w:hRule="auto" w:wrap="none" w:vAnchor="page" w:hAnchor="page" w:x="7973" w:y="2999"/>
-        <w:spacing w:before="0" w:after="0" w:line="140" w:lineRule="exact"/>
-        <w:ind w:left="0" w:right="0" w:firstLine="0"/>
-        <w:jc w:val="left"/>
-      </w:pPr>
-      <w:r>
-        <w:rPr>
-          <w:rFonts w:ascii="Montserrat" w:hAnsi="Montserrat" w:cs="Montserrat" w:eastAsia="Montserrat"/>
-          <w:b w:val="0"/>
-          <w:i w:val="0"/>
-          <w:color w:val="FFFFFF"/>
-          <w:kern w:val="0"/>
-          <w:sz w:val="14"/>
-          <w:szCs w:val="14"/>
-        </w:rPr>
-        <w:t>☐</w:t>
-      </w:r>
-    </w:p>
-    <w:p>
-      <w:pPr>
         <w:framePr w:w="195" w:hRule="auto" w:wrap="none" w:vAnchor="page" w:hAnchor="page" w:x="7973" w:y="2984"/>
         <w:spacing w:before="0" w:after="0" w:line="140" w:lineRule="exact"/>
         <w:ind w:left="0" w:right="0" w:firstLine="0"/>
@@ -7042,40 +6846,6 @@
     </w:p>
     <w:p>
       <w:pPr>
-        <w:framePr w:w="332" w:hRule="auto" w:wrap="none" w:vAnchor="page" w:hAnchor="page" w:x="8123" w:y="3006"/>
-        <w:spacing w:before="0" w:after="0" w:line="110" w:lineRule="exact"/>
-        <w:ind w:left="0" w:right="0" w:firstLine="0"/>
-        <w:jc w:val="left"/>
-      </w:pPr>
-      <w:r>
-        <w:rPr>
-          <w:rFonts w:ascii="Montserrat" w:hAnsi="Montserrat" w:cs="Montserrat" w:eastAsia="Montserrat"/>
-          <w:b w:val="0"/>
-          <w:i w:val="0"/>
-          <w:color w:val="FFFFFF"/>
-          <w:spacing w:val="-21"/>
-          <w:kern w:val="0"/>
-          <w:sz w:val="11"/>
-          <w:szCs w:val="11"/>
-        </w:rPr>
-        <w:t>C</w:t>
-      </w:r>
-      <w:r>
-        <w:rPr>
-          <w:rFonts w:ascii="Montserrat" w:hAnsi="Montserrat" w:cs="Montserrat" w:eastAsia="Montserrat"/>
-          <w:b w:val="0"/>
-          <w:i w:val="0"/>
-          <w:color w:val="FFFFFF"/>
-          <w:spacing w:val="-22"/>
-          <w:kern w:val="0"/>
-          <w:sz w:val="11"/>
-          <w:szCs w:val="11"/>
-        </w:rPr>
-        <w:t>BD</w:t>
-      </w:r>
-    </w:p>
-    <w:p>
-      <w:pPr>
         <w:framePr w:w="332" w:hRule="auto" w:wrap="none" w:vAnchor="page" w:hAnchor="page" w:x="8123" w:y="2991"/>
         <w:spacing w:before="0" w:after="0" w:line="110" w:lineRule="exact"/>
         <w:ind w:left="0" w:right="0" w:firstLine="0"/>
@@ -9542,40 +9312,6 @@
     </w:p>
     <w:p>
       <w:pPr>
-        <w:framePr w:w="1870" w:hRule="auto" w:wrap="none" w:vAnchor="page" w:hAnchor="page" w:x="5130" w:y="13686"/>
-        <w:spacing w:before="0" w:after="0" w:line="110" w:lineRule="exact"/>
-        <w:ind w:left="0" w:right="0" w:firstLine="0"/>
-        <w:jc w:val="left"/>
-      </w:pPr>
-      <w:r>
-        <w:rPr>
-          <w:rFonts w:ascii="Montserrat" w:hAnsi="Montserrat" w:cs="Montserrat" w:eastAsia="Montserrat"/>
-          <w:b w:val="0"/>
-          <w:i w:val="0"/>
-          <w:color w:val="000000"/>
-          <w:spacing w:val="4"/>
-          <w:kern w:val="0"/>
-          <w:sz w:val="11"/>
-          <w:szCs w:val="11"/>
-        </w:rPr>
-        <w:t>CO</w:t>
-      </w:r>
-      <w:r>
-        <w:rPr>
-          <w:rFonts w:ascii="Montserrat" w:hAnsi="Montserrat" w:cs="Montserrat" w:eastAsia="Montserrat"/>
-          <w:b w:val="0"/>
-          <w:i w:val="0"/>
-          <w:color w:val="000000"/>
-          <w:spacing w:val="3"/>
-          <w:kern w:val="0"/>
-          <w:sz w:val="11"/>
-          <w:szCs w:val="11"/>
-        </w:rPr>
-        <w:t>NFORMS TO SPECIFICATION</w:t>
-      </w:r>
-    </w:p>
-    <w:p>
-      <w:pPr>
         <w:framePr w:w="1870" w:hRule="auto" w:wrap="none" w:vAnchor="page" w:hAnchor="page" w:x="5130" w:y="13671"/>
         <w:spacing w:before="0" w:after="0" w:line="110" w:lineRule="exact"/>
         <w:ind w:left="0" w:right="0" w:firstLine="0"/>
@@ -9610,40 +9346,6 @@
     </w:p>
     <w:p>
       <w:pPr>
-        <w:framePr w:w="1528" w:hRule="auto" w:wrap="none" w:vAnchor="page" w:hAnchor="page" w:x="7023" w:y="13697"/>
-        <w:spacing w:before="0" w:after="0" w:line="90" w:lineRule="exact"/>
-        <w:ind w:left="0" w:right="0" w:firstLine="0"/>
-        <w:jc w:val="left"/>
-      </w:pPr>
-      <w:r>
-        <w:rPr>
-          <w:rFonts w:ascii="Montserrat" w:hAnsi="Montserrat" w:cs="Montserrat" w:eastAsia="Montserrat"/>
-          <w:b w:val="0"/>
-          <w:i w:val="0"/>
-          <w:color w:val="000000"/>
-          <w:spacing w:val="2"/>
-          <w:kern w:val="0"/>
-          <w:sz w:val="9"/>
-          <w:szCs w:val="9"/>
-        </w:rPr>
-        <w:t>Одговара на спецификац</w:t>
-      </w:r>
-      <w:r>
-        <w:rPr>
-          <w:rFonts w:ascii="Montserrat" w:hAnsi="Montserrat" w:cs="Montserrat" w:eastAsia="Montserrat"/>
-          <w:b w:val="0"/>
-          <w:i w:val="0"/>
-          <w:color w:val="000000"/>
-          <w:spacing w:val="1"/>
-          <w:kern w:val="0"/>
-          <w:sz w:val="9"/>
-          <w:szCs w:val="9"/>
-        </w:rPr>
-        <w:t>ијата</w:t>
-      </w:r>
-    </w:p>
-    <w:p>
-      <w:pPr>
         <w:framePr w:w="1528" w:hRule="auto" w:wrap="none" w:vAnchor="page" w:hAnchor="page" w:x="7023" w:y="13682"/>
         <w:spacing w:before="0" w:after="0" w:line="90" w:lineRule="exact"/>
         <w:ind w:left="0" w:right="0" w:firstLine="0"/>
@@ -9698,40 +9400,6 @@
     </w:p>
     <w:p>
       <w:pPr>
-        <w:framePr w:w="1313" w:hRule="auto" w:wrap="none" w:vAnchor="page" w:hAnchor="page" w:x="9022" w:y="13677"/>
-        <w:spacing w:before="0" w:after="0" w:line="110" w:lineRule="exact"/>
-        <w:ind w:left="0" w:right="0" w:firstLine="0"/>
-        <w:jc w:val="left"/>
-      </w:pPr>
-      <w:r>
-        <w:rPr>
-          <w:rFonts w:ascii="Montserrat" w:hAnsi="Montserrat" w:cs="Montserrat" w:eastAsia="Montserrat"/>
-          <w:b w:val="0"/>
-          <w:i w:val="0"/>
-          <w:color w:val="FFFFFF"/>
-          <w:spacing w:val="-11"/>
-          <w:kern w:val="0"/>
-          <w:sz w:val="11"/>
-          <w:szCs w:val="11"/>
-        </w:rPr>
-        <w:t>DOES NOT CONFO</w:t>
-      </w:r>
-      <w:r>
-        <w:rPr>
-          <w:rFonts w:ascii="Montserrat" w:hAnsi="Montserrat" w:cs="Montserrat" w:eastAsia="Montserrat"/>
-          <w:b w:val="0"/>
-          <w:i w:val="0"/>
-          <w:color w:val="FFFFFF"/>
-          <w:spacing w:val="-12"/>
-          <w:kern w:val="0"/>
-          <w:sz w:val="11"/>
-          <w:szCs w:val="11"/>
-        </w:rPr>
-        <w:t>RM</w:t>
-      </w:r>
-    </w:p>
-    <w:p>
-      <w:pPr>
         <w:framePr w:w="1313" w:hRule="auto" w:wrap="none" w:vAnchor="page" w:hAnchor="page" w:x="9022" w:y="13662"/>
         <w:spacing w:before="0" w:after="0" w:line="110" w:lineRule="exact"/>
         <w:ind w:left="0" w:right="0" w:firstLine="0"/>
@@ -9976,40 +9644,6 @@
     </w:p>
     <w:p>
       <w:pPr>
-        <w:framePr w:w="4440" w:hRule="auto" w:wrap="none" w:vAnchor="page" w:hAnchor="page" w:x="927" w:y="1853"/>
-        <w:spacing w:before="0" w:after="0" w:line="160" w:lineRule="exact"/>
-        <w:ind w:left="0" w:right="0" w:firstLine="0"/>
-        <w:jc w:val="left"/>
-      </w:pPr>
-      <w:r>
-        <w:rPr>
-          <w:rFonts w:ascii="Orbitron ExtraBold" w:hAnsi="Orbitron ExtraBold" w:cs="Orbitron ExtraBold" w:eastAsia="Orbitron ExtraBold"/>
-          <w:b w:val="0"/>
-          <w:i w:val="0"/>
-          <w:color w:val="FFFFFF"/>
-          <w:spacing w:val="2"/>
-          <w:kern w:val="0"/>
-          <w:sz w:val="16"/>
-          <w:szCs w:val="16"/>
-        </w:rPr>
-        <w:t>CULTIVAR, BATCH &amp; P</w:t>
-      </w:r>
-      <w:r>
-        <w:rPr>
-          <w:rFonts w:ascii="Orbitron ExtraBold" w:hAnsi="Orbitron ExtraBold" w:cs="Orbitron ExtraBold" w:eastAsia="Orbitron ExtraBold"/>
-          <w:b w:val="0"/>
-          <w:i w:val="0"/>
-          <w:color w:val="FFFFFF"/>
-          <w:spacing w:val="1"/>
-          <w:kern w:val="0"/>
-          <w:sz w:val="16"/>
-          <w:szCs w:val="16"/>
-        </w:rPr>
-        <w:t>RODUCT IDENTIFICATION</w:t>
-      </w:r>
-    </w:p>
-    <w:p>
-      <w:pPr>
         <w:framePr w:w="4440" w:hRule="auto" w:wrap="none" w:vAnchor="page" w:hAnchor="page" w:x="927" w:y="1838"/>
         <w:spacing w:before="0" w:after="0" w:line="160" w:lineRule="exact"/>
         <w:ind w:left="0" w:right="0" w:firstLine="0"/>
@@ -10119,40 +9753,6 @@
     </w:p>
     <w:p>
       <w:pPr>
-        <w:framePr w:w="3746" w:hRule="auto" w:wrap="none" w:vAnchor="page" w:hAnchor="page" w:x="927" w:y="4973"/>
-        <w:spacing w:before="0" w:after="0" w:line="160" w:lineRule="exact"/>
-        <w:ind w:left="0" w:right="0" w:firstLine="0"/>
-        <w:jc w:val="left"/>
-      </w:pPr>
-      <w:r>
-        <w:rPr>
-          <w:rFonts w:ascii="Orbitron ExtraBold" w:hAnsi="Orbitron ExtraBold" w:cs="Orbitron ExtraBold" w:eastAsia="Orbitron ExtraBold"/>
-          <w:b w:val="0"/>
-          <w:i w:val="0"/>
-          <w:color w:val="FFFFFF"/>
-          <w:spacing w:val="2"/>
-          <w:kern w:val="0"/>
-          <w:sz w:val="16"/>
-          <w:szCs w:val="16"/>
-        </w:rPr>
-        <w:t>CONSOLIDATED</w:t>
-      </w:r>
-      <w:r>
-        <w:rPr>
-          <w:rFonts w:ascii="Orbitron ExtraBold" w:hAnsi="Orbitron ExtraBold" w:cs="Orbitron ExtraBold" w:eastAsia="Orbitron ExtraBold"/>
-          <w:b w:val="0"/>
-          <w:i w:val="0"/>
-          <w:color w:val="FFFFFF"/>
-          <w:spacing w:val="1"/>
-          <w:kern w:val="0"/>
-          <w:sz w:val="16"/>
-          <w:szCs w:val="16"/>
-        </w:rPr>
-        <w:t xml:space="preserve"> ANALYTICAL RESULTS</w:t>
-      </w:r>
-    </w:p>
-    <w:p>
-      <w:pPr>
         <w:framePr w:w="3746" w:hRule="auto" w:wrap="none" w:vAnchor="page" w:hAnchor="page" w:x="927" w:y="4958"/>
         <w:spacing w:before="0" w:after="0" w:line="160" w:lineRule="exact"/>
         <w:ind w:left="0" w:right="0" w:firstLine="0"/>
@@ -10262,40 +9862,6 @@
     </w:p>
     <w:p>
       <w:pPr>
-        <w:framePr w:w="4781" w:hRule="auto" w:wrap="none" w:vAnchor="page" w:hAnchor="page" w:x="927" w:y="10958"/>
-        <w:spacing w:before="0" w:after="0" w:line="160" w:lineRule="exact"/>
-        <w:ind w:left="0" w:right="0" w:firstLine="0"/>
-        <w:jc w:val="left"/>
-      </w:pPr>
-      <w:r>
-        <w:rPr>
-          <w:rFonts w:ascii="Orbitron ExtraBold" w:hAnsi="Orbitron ExtraBold" w:cs="Orbitron ExtraBold" w:eastAsia="Orbitron ExtraBold"/>
-          <w:b w:val="0"/>
-          <w:i w:val="0"/>
-          <w:color w:val="FFFFFF"/>
-          <w:spacing w:val="2"/>
-          <w:kern w:val="0"/>
-          <w:sz w:val="16"/>
-          <w:szCs w:val="16"/>
-        </w:rPr>
-        <w:t>LABORATORY &amp; CERT</w:t>
-      </w:r>
-      <w:r>
-        <w:rPr>
-          <w:rFonts w:ascii="Orbitron ExtraBold" w:hAnsi="Orbitron ExtraBold" w:cs="Orbitron ExtraBold" w:eastAsia="Orbitron ExtraBold"/>
-          <w:b w:val="0"/>
-          <w:i w:val="0"/>
-          <w:color w:val="FFFFFF"/>
-          <w:spacing w:val="1"/>
-          <w:kern w:val="0"/>
-          <w:sz w:val="16"/>
-          <w:szCs w:val="16"/>
-        </w:rPr>
-        <w:t>IFICATE CROSS-REFERENCE</w:t>
-      </w:r>
-    </w:p>
-    <w:p>
-      <w:pPr>
         <w:framePr w:w="4781" w:hRule="auto" w:wrap="none" w:vAnchor="page" w:hAnchor="page" w:x="927" w:y="10943"/>
         <w:spacing w:before="0" w:after="0" w:line="160" w:lineRule="exact"/>
         <w:ind w:left="0" w:right="0" w:firstLine="0"/>
@@ -10401,40 +9967,6 @@
           <w:szCs w:val="20"/>
         </w:rPr>
         <w:t>04</w:t>
-      </w:r>
-    </w:p>
-    <w:p>
-      <w:pPr>
-        <w:framePr w:w="2821" w:hRule="auto" w:wrap="none" w:vAnchor="page" w:hAnchor="page" w:x="927" w:y="13073"/>
-        <w:spacing w:before="0" w:after="0" w:line="160" w:lineRule="exact"/>
-        <w:ind w:left="0" w:right="0" w:firstLine="0"/>
-        <w:jc w:val="left"/>
-      </w:pPr>
-      <w:r>
-        <w:rPr>
-          <w:rFonts w:ascii="Orbitron ExtraBold" w:hAnsi="Orbitron ExtraBold" w:cs="Orbitron ExtraBold" w:eastAsia="Orbitron ExtraBold"/>
-          <w:b w:val="0"/>
-          <w:i w:val="0"/>
-          <w:color w:val="FFFFFF"/>
-          <w:spacing w:val="2"/>
-          <w:kern w:val="0"/>
-          <w:sz w:val="16"/>
-          <w:szCs w:val="16"/>
-        </w:rPr>
-        <w:t>QC CONFOR</w:t>
-      </w:r>
-      <w:r>
-        <w:rPr>
-          <w:rFonts w:ascii="Orbitron ExtraBold" w:hAnsi="Orbitron ExtraBold" w:cs="Orbitron ExtraBold" w:eastAsia="Orbitron ExtraBold"/>
-          <w:b w:val="0"/>
-          <w:i w:val="0"/>
-          <w:color w:val="FFFFFF"/>
-          <w:spacing w:val="1"/>
-          <w:kern w:val="0"/>
-          <w:sz w:val="16"/>
-          <w:szCs w:val="16"/>
-        </w:rPr>
-        <w:t>MITY STATEMENT</w:t>
       </w:r>
     </w:p>
     <w:p>

--- a/deliverables/qc_gap_analysis/BLANK_TEMPLATES/DOCX/CoQ_BLANK_TEMPLATE.docx
+++ b/deliverables/qc_gap_analysis/BLANK_TEMPLATES/DOCX/CoQ_BLANK_TEMPLATE.docx
@@ -4708,40 +4708,6 @@
           <w:szCs w:val="12"/>
         </w:rPr>
         <w:t xml:space="preserve"> ДАТУМ</w:t>
-      </w:r>
-    </w:p>
-    <w:p>
-      <w:pPr>
-        <w:framePr w:w="2756" w:hRule="auto" w:wrap="none" w:vAnchor="page" w:hAnchor="page" w:x="9132" w:y="16290"/>
-        <w:spacing w:before="0" w:after="0" w:line="150" w:lineRule="exact"/>
-        <w:ind w:left="0" w:right="0" w:firstLine="0"/>
-        <w:jc w:val="left"/>
-      </w:pPr>
-      <w:r>
-        <w:rPr>
-          <w:rFonts w:ascii="Orbitron" w:hAnsi="Orbitron" w:cs="Orbitron" w:eastAsia="Orbitron"/>
-          <w:b/>
-          <w:i w:val="0"/>
-          <w:color w:val="5A7391"/>
-          <w:spacing w:val="5"/>
-          <w:kern w:val="0"/>
-          <w:sz w:val="15"/>
-          <w:szCs w:val="15"/>
-        </w:rPr>
-        <w:t>MK GMP Certi</w:t>
-      </w:r>
-      <w:r>
-        <w:rPr>
-          <w:rFonts w:ascii="Orbitron" w:hAnsi="Orbitron" w:cs="Orbitron" w:eastAsia="Orbitron"/>
-          <w:b/>
-          <w:i w:val="0"/>
-          <w:color w:val="5A7391"/>
-          <w:spacing w:val="4"/>
-          <w:kern w:val="0"/>
-          <w:sz w:val="15"/>
-          <w:szCs w:val="15"/>
-        </w:rPr>
-        <w:t>fied Facility</w:t>
       </w:r>
     </w:p>
     <w:p>
